--- a/локальная/Paketnaya_strategiya_RB_GP_Popaj_2026-08-30.docx
+++ b/локальная/Paketnaya_strategiya_RB_GP_Popaj_2026-08-30.docx
@@ -164,7 +164,21 @@
           <w:color w:val="0B3D5C"/>
           <w:sz w:val="32"/>
         </w:rPr>
-        <w:t>3. Как включить (кабинет)</w:t>
+        <w:t>3. Почему в RB «не даёт переключить»</w:t>
+      </w:r>
+    </w:p>
+    <w:p>
+      <w:pPr>
+        <w:spacing w:after="120"/>
+      </w:pPr>
+      <w:r>
+        <w:rPr>
+          <w:rFonts w:ascii="Arial" w:hAnsi="Arial"/>
+          <w:b/>
+          <w:color w:val="8B1A1A"/>
+          <w:sz w:val="22"/>
+        </w:rPr>
+        <w:t>В блоке стратегии RB стоит «Обычная» + «Максимум конверсий». Это не переключатель «сделать пакетную». Пакет сначала создают в библиотеке или на вкладке «Пакетные», потом в него добавляют кампании.</w:t>
       </w:r>
     </w:p>
     <w:p>
@@ -178,7 +192,7 @@
           <w:color w:val="333333"/>
           <w:sz w:val="22"/>
         </w:rPr>
-        <w:t>Директ → кампания RB (713632237) → **Стратегия**.</w:t>
+        <w:t>Пока идёт обучение («Не меняйте настройки») Директ часто **блокирует** смену стратегии — это ожидаемо, не баг.</w:t>
       </w:r>
     </w:p>
     <w:p>
@@ -192,7 +206,7 @@
           <w:color w:val="333333"/>
           <w:sz w:val="22"/>
         </w:rPr>
-        <w:t>Тип: **Пакетная** (вместо «Обычная»).</w:t>
+        <w:t>Пакет удобнее собирать **с GP** (если обучение GP уже прошло) или из **Библиотеки**.</w:t>
       </w:r>
     </w:p>
     <w:p>
@@ -206,7 +220,7 @@
           <w:color w:val="333333"/>
           <w:sz w:val="22"/>
         </w:rPr>
-        <w:t>Выбрать в пакет: **ЕПК «Групповые прогулки»** (уточнить номер GP в кабинете).</w:t>
+        <w:t>В пакет входят только кампании **одного типа**: обе должны быть **ЕПК**. Мастер кампаний / приложения / мессенджеры — нельзя.</w:t>
       </w:r>
     </w:p>
     <w:p>
@@ -220,7 +234,35 @@
           <w:color w:val="333333"/>
           <w:sz w:val="22"/>
         </w:rPr>
-        <w:t>Проверить: общий бюджет пакета ≥ сумма бюджетов (RB 8 000 + GP 10–12 000 ₽/нед).</w:t>
+        <w:t>RB и GP — один логин (vitaminki21).</w:t>
+      </w:r>
+    </w:p>
+    <w:p>
+      <w:pPr>
+        <w:spacing w:before="240"/>
+      </w:pPr>
+      <w:r>
+        <w:rPr>
+          <w:rFonts w:ascii="Arial" w:hAnsi="Arial"/>
+          <w:b/>
+          <w:color w:val="0B3D5C"/>
+          <w:sz w:val="32"/>
+        </w:rPr>
+        <w:t>4. Как включить — правильный путь</w:t>
+      </w:r>
+    </w:p>
+    <w:p>
+      <w:pPr>
+        <w:spacing w:after="120"/>
+      </w:pPr>
+      <w:r>
+        <w:rPr>
+          <w:rFonts w:ascii="Arial" w:hAnsi="Arial"/>
+          <w:b/>
+          <w:color w:val="333333"/>
+          <w:sz w:val="22"/>
+        </w:rPr>
+        <w:t>Вариант А (если GP уже работает и не в обучении):</w:t>
       </w:r>
     </w:p>
     <w:p>
@@ -234,7 +276,7 @@
           <w:color w:val="333333"/>
           <w:sz w:val="22"/>
         </w:rPr>
-        <w:t>Цели и цены конверсий — **не менять** в день переключения (или менять только вместе, один раз).</w:t>
+        <w:t>Открыть **GP**, не RB.</w:t>
       </w:r>
     </w:p>
     <w:p>
@@ -248,7 +290,189 @@
           <w:color w:val="333333"/>
           <w:sz w:val="22"/>
         </w:rPr>
-        <w:t>GP тоже перевести на **пакетную** и указать тот же пакет.</w:t>
+        <w:t>Стратегия → вкладка **«Пакетные»** (рядом с «Обычная»). Не менять выпадашку «Максимум конверсий».</w:t>
+      </w:r>
+    </w:p>
+    <w:p>
+      <w:pPr>
+        <w:pStyle w:val="ListBullet"/>
+      </w:pPr>
+      <w:r>
+        <w:rPr>
+          <w:rFonts w:ascii="Arial" w:hAnsi="Arial"/>
+          <w:b w:val="0"/>
+          <w:color w:val="333333"/>
+          <w:sz w:val="22"/>
+        </w:rPr>
+        <w:t>Стратегия: **«Из другой кампании»** — указать GP как источник.</w:t>
+      </w:r>
+    </w:p>
+    <w:p>
+      <w:pPr>
+        <w:pStyle w:val="ListBullet"/>
+      </w:pPr>
+      <w:r>
+        <w:rPr>
+          <w:rFonts w:ascii="Arial" w:hAnsi="Arial"/>
+          <w:b w:val="0"/>
+          <w:color w:val="333333"/>
+          <w:sz w:val="22"/>
+        </w:rPr>
+        <w:t>В блоке кампаний пакета **Добавить** → отметить **713632237 (RB)**.</w:t>
+      </w:r>
+    </w:p>
+    <w:p>
+      <w:pPr>
+        <w:pStyle w:val="ListBullet"/>
+      </w:pPr>
+      <w:r>
+        <w:rPr>
+          <w:rFonts w:ascii="Arial" w:hAnsi="Arial"/>
+          <w:b w:val="0"/>
+          <w:color w:val="333333"/>
+          <w:sz w:val="22"/>
+        </w:rPr>
+        <w:t>Недельный бюджет пакета = на **обе** РК (ориентир 18–20 тыс ₽).</w:t>
+      </w:r>
+    </w:p>
+    <w:p>
+      <w:pPr>
+        <w:pStyle w:val="ListBullet"/>
+      </w:pPr>
+      <w:r>
+        <w:rPr>
+          <w:rFonts w:ascii="Arial" w:hAnsi="Arial"/>
+          <w:b w:val="0"/>
+          <w:color w:val="333333"/>
+          <w:sz w:val="22"/>
+        </w:rPr>
+        <w:t>Сохранить. В RB появится тот же пакет на вкладке «Пакетные».</w:t>
+      </w:r>
+    </w:p>
+    <w:p>
+      <w:pPr>
+        <w:spacing w:after="120"/>
+      </w:pPr>
+      <w:r>
+        <w:rPr>
+          <w:rFonts w:ascii="Arial" w:hAnsi="Arial"/>
+          <w:b/>
+          <w:color w:val="333333"/>
+          <w:sz w:val="22"/>
+        </w:rPr>
+        <w:t>Вариант Б — из библиотеки (если вкладка в RB серая):</w:t>
+      </w:r>
+    </w:p>
+    <w:p>
+      <w:pPr>
+        <w:pStyle w:val="ListBullet"/>
+      </w:pPr>
+      <w:r>
+        <w:rPr>
+          <w:rFonts w:ascii="Arial" w:hAnsi="Arial"/>
+          <w:b w:val="0"/>
+          <w:color w:val="333333"/>
+          <w:sz w:val="22"/>
+        </w:rPr>
+        <w:t>Левое меню: **Библиотека → Пакетные стратегии** (или сверху «Добавить» → «Пакетную стратегию»).</w:t>
+      </w:r>
+    </w:p>
+    <w:p>
+      <w:pPr>
+        <w:pStyle w:val="ListBullet"/>
+      </w:pPr>
+      <w:r>
+        <w:rPr>
+          <w:rFonts w:ascii="Arial" w:hAnsi="Arial"/>
+          <w:b w:val="0"/>
+          <w:color w:val="333333"/>
+          <w:sz w:val="22"/>
+        </w:rPr>
+        <w:t>Название: «Билеты Сириус · GP+RB».</w:t>
+      </w:r>
+    </w:p>
+    <w:p>
+      <w:pPr>
+        <w:pStyle w:val="ListBullet"/>
+      </w:pPr>
+      <w:r>
+        <w:rPr>
+          <w:rFonts w:ascii="Arial" w:hAnsi="Arial"/>
+          <w:b w:val="0"/>
+          <w:color w:val="333333"/>
+          <w:sz w:val="22"/>
+        </w:rPr>
+        <w:t>Тип: **Максимум конверсий**, оплата **за конверсии**, ограничение **цена конверсии**.</w:t>
+      </w:r>
+    </w:p>
+    <w:p>
+      <w:pPr>
+        <w:pStyle w:val="ListBullet"/>
+      </w:pPr>
+      <w:r>
+        <w:rPr>
+          <w:rFonts w:ascii="Arial" w:hAnsi="Arial"/>
+          <w:b w:val="0"/>
+          <w:color w:val="333333"/>
+          <w:sz w:val="22"/>
+        </w:rPr>
+        <w:t>Счётчик 94713538, те же цели (телефон / MAX / автоцель / профиль).</w:t>
+      </w:r>
+    </w:p>
+    <w:p>
+      <w:pPr>
+        <w:pStyle w:val="ListBullet"/>
+      </w:pPr>
+      <w:r>
+        <w:rPr>
+          <w:rFonts w:ascii="Arial" w:hAnsi="Arial"/>
+          <w:b w:val="0"/>
+          <w:color w:val="333333"/>
+          <w:sz w:val="22"/>
+        </w:rPr>
+        <w:t>Цены целей — как в RB (110 / 130 / 140 / 100).</w:t>
+      </w:r>
+    </w:p>
+    <w:p>
+      <w:pPr>
+        <w:pStyle w:val="ListBullet"/>
+      </w:pPr>
+      <w:r>
+        <w:rPr>
+          <w:rFonts w:ascii="Arial" w:hAnsi="Arial"/>
+          <w:b w:val="0"/>
+          <w:color w:val="333333"/>
+          <w:sz w:val="22"/>
+        </w:rPr>
+        <w:t>Блок «Кампании…» → Добавить → **GP + RB 713632237**.</w:t>
+      </w:r>
+    </w:p>
+    <w:p>
+      <w:pPr>
+        <w:pStyle w:val="ListBullet"/>
+      </w:pPr>
+      <w:r>
+        <w:rPr>
+          <w:rFonts w:ascii="Arial" w:hAnsi="Arial"/>
+          <w:b w:val="0"/>
+          <w:color w:val="333333"/>
+          <w:sz w:val="22"/>
+        </w:rPr>
+        <w:t>Сохранить. Затем в каждой РК: Стратегия → **Пакетные** → выбрать этот пакет.</w:t>
+      </w:r>
+    </w:p>
+    <w:p>
+      <w:pPr>
+        <w:spacing w:after="120"/>
+      </w:pPr>
+      <w:r>
+        <w:rPr>
+          <w:rFonts w:ascii="Arial" w:hAnsi="Arial"/>
+          <w:b w:val="0"/>
+          <w:color w:val="8B1A1A"/>
+          <w:sz w:val="20"/>
+        </w:rPr>
+        <w:t>Если вкладки «Пакетные» нет: кампания не ЕПК или это Мастер. Проверить тип GP — должна быть ЕПК, как RB.</w:t>
       </w:r>
     </w:p>
     <w:p>
@@ -262,7 +486,7 @@
           <w:color w:val="0B3D5C"/>
           <w:sz w:val="32"/>
         </w:rPr>
-        <w:t>4. Бюджет пакета (ориентир)</w:t>
+        <w:t>5. Бюджет пакета (ориентир)</w:t>
       </w:r>
     </w:p>
     <w:p>
@@ -332,7 +556,7 @@
           <w:color w:val="0B3D5C"/>
           <w:sz w:val="32"/>
         </w:rPr>
-        <w:t>5. Антиканнибализация (обязательно)</w:t>
+        <w:t>6. Антиканнибализация (обязательно)</w:t>
       </w:r>
     </w:p>
     <w:p>
@@ -402,7 +626,7 @@
           <w:color w:val="0B3D5C"/>
           <w:sz w:val="32"/>
         </w:rPr>
-        <w:t>6. Что сделать ДО переключения</w:t>
+        <w:t>7. Что сделать ДО переключения</w:t>
       </w:r>
     </w:p>
     <w:p>
@@ -472,7 +696,7 @@
           <w:color w:val="333333"/>
           <w:sz w:val="22"/>
         </w:rPr>
-        <w:t>☐ G12 **не заводить** — пеламида в G5</w:t>
+        <w:t>☐ G12 **не заводить** — пеламида в G5; минусы −луфарь на G5 **сделано 30.08**</w:t>
       </w:r>
     </w:p>
     <w:p>
@@ -500,7 +724,7 @@
           <w:color w:val="0B3D5C"/>
           <w:sz w:val="32"/>
         </w:rPr>
-        <w:t>7. Что НЕ делать</w:t>
+        <w:t>8. Что НЕ делать</w:t>
       </w:r>
     </w:p>
     <w:p>
@@ -556,7 +780,7 @@
           <w:color w:val="0B3D5C"/>
           <w:sz w:val="32"/>
         </w:rPr>
-        <w:t>8. После переключения — мониторинг</w:t>
+        <w:t>9. После переключения — мониторинг</w:t>
       </w:r>
     </w:p>
     <w:p>
@@ -626,7 +850,7 @@
           <w:color w:val="0B3D5C"/>
           <w:sz w:val="32"/>
         </w:rPr>
-        <w:t>9. Альтернатива</w:t>
+        <w:t>10. Альтернатива</w:t>
       </w:r>
     </w:p>
     <w:p>
